--- a/example_articles/occupations/Retail and Customer Service/6.occupations_Retail and Customer Service_Other_publisher.docx
+++ b/example_articles/occupations/Retail and Customer Service/6.occupations_Retail and Customer Service_Other_publisher.docx
@@ -27,17 +27,17 @@
     </w:p>
     <w:p>
       <w:r>
-        <w:t>Source File: Other publishers/Files (500) (5).DOCX</w:t>
+        <w:t>Source file: Other publishers/Files (500) (5).DOCX</w:t>
       </w:r>
     </w:p>
     <w:p>
       <w:r>
-        <w:t>Raw locations result: ['Pennsylvania']</w:t>
+        <w:t>Raw occupations result, 'occupations': ['Retail and Customer Service']</w:t>
       </w:r>
     </w:p>
     <w:p>
       <w:r>
-        <w:t>occupations_stand_flat (Standardized): Retail and Customer Service</w:t>
+        <w:t>Standardized occupations result, 'occupations_stand_flat': Retail and Customer Service</w:t>
       </w:r>
     </w:p>
     <w:p>
